--- a/extrakty/doc/TC278WG4/extract_21219-26_(2022).docx
+++ b/extrakty/doc/TC278WG4/extract_21219-26_(2022).docx
@@ -295,7 +295,7 @@
                 <w:szCs w:val="28"/>
                 <w:rtl w:val="0"/>
               </w:rPr>
-              <w:t xml:space="preserve">01 8388</w:t>
+              <w:t xml:space="preserve">01 8259</w:t>
             </w:r>
             <w:r>
               <w:rPr>
@@ -333,7 +333,7 @@
           <w:szCs w:val="28"/>
           <w:rtl w:val="0"/>
         </w:rPr>
-        <w:t xml:space="preserve">Vydána 20</w:t>
+        <w:t xml:space="preserve">Vydána 2018, 23 stran</w:t>
       </w:r>
       <w:r>
         <w:rPr>
@@ -341,7 +341,7 @@
           <w:szCs w:val="28"/>
           <w:rtl w:val="0"/>
         </w:rPr>
-        <w:t xml:space="preserve">17</w:t>
+        <w:t xml:space="preserve"/>
       </w:r>
       <w:r>
         <w:rPr>
@@ -350,7 +350,59 @@
           <w:szCs w:val="28"/>
           <w:rtl w:val="0"/>
         </w:rPr>
-        <w:t xml:space="preserve">, 40 stran</w:t>
+        <w:t xml:space="preserve"/>
+      </w:r>
+      <w:r>
+        <w:rPr>
+          <w:rtl w:val="0"/>
+        </w:rPr>
+      </w:r>
+    </w:p>
+    <w:p>
+      <w:pPr>
+        <w:keepNext w:val="1"/>
+        <w:keepLines w:val="1"/>
+        <w:pBdr>
+          <w:top w:space="0" w:sz="0" w:val="nil"/>
+          <w:left w:space="0" w:sz="0" w:val="nil"/>
+          <w:bottom w:space="0" w:sz="0" w:val="nil"/>
+          <w:right w:space="0" w:sz="0" w:val="nil"/>
+          <w:between w:space="0" w:sz="0" w:val="nil"/>
+        </w:pBdr>
+        <w:spacing w:after="360" w:before="240" w:lineRule="auto"/>
+        <w:ind w:left="1" w:hanging="3"/>
+        <w:jc w:val="right"/>
+        <w:rPr>
+          <w:color w:val="000000"/>
+        </w:rPr>
+      </w:pPr>
+      <w:bookmarkStart w:colFirst="0" w:colLast="0" w:name="_heading=h.1fob9te" w:id="3"/>
+      <w:bookmarkEnd w:id="3"/>
+      <w:r>
+        <w:rPr>
+          <w:color w:val="000000"/>
+          <w:sz w:val="28"/>
+          <w:szCs w:val="28"/>
+          <w:rtl w:val="0"/>
+        </w:rPr>
+        <w:t xml:space="preserve">Zavedena v ČSN jako ČSN P ISO/TS 21219-26 (vydána 2019-06)</w:t>
+      </w:r>
+      <w:r>
+        <w:rPr>
+          <w:sz w:val="28"/>
+          <w:szCs w:val="28"/>
+          <w:rtl w:val="0"/>
+        </w:rPr>
+        <w:t xml:space="preserve"/>
+      </w:r>
+      <w:r>
+        <w:rPr>
+          <w:color w:val="000000"/>
+          <w:sz w:val="28"/>
+          <w:szCs w:val="28"/>
+          <w:rtl w:val="0"/>
+        </w:rPr>
+        <w:t xml:space="preserve"/>
       </w:r>
       <w:r>
         <w:rPr>

--- a/extrakty/doc/TC278WG4/extract_21219-26_(2022).docx
+++ b/extrakty/doc/TC278WG4/extract_21219-26_(2022).docx
@@ -490,38 +490,14 @@
     </w:p>
     <w:p>
       <w:pPr>
-        <w:pBdr>
-          <w:top w:space="0" w:sz="0" w:val="nil"/>
-          <w:left w:space="0" w:sz="0" w:val="nil"/>
-          <w:bottom w:space="0" w:sz="0" w:val="nil"/>
-          <w:right w:space="0" w:sz="0" w:val="nil"/>
-          <w:between w:space="0" w:sz="0" w:val="nil"/>
-        </w:pBdr>
-        <w:spacing w:after="200" w:before="240" w:line="240" w:lineRule="auto"/>
         <w:ind w:left="0" w:hanging="2"/>
-        <w:rPr>
-          <w:rFonts w:ascii="Times New Roman" w:cs="Times New Roman" w:eastAsia="Times New Roman" w:hAnsi="Times New Roman"/>
-          <w:color w:val="000000"/>
-          <w:sz w:val="24"/>
-          <w:szCs w:val="24"/>
-        </w:rPr>
+        <w:rPr/>
       </w:pPr>
-      <w:bookmarkStart w:colFirst="0" w:colLast="0" w:name="_heading=h.3znysh7" w:id="5"/>
-      <w:bookmarkEnd w:id="5"/>
-      <w:r>
-        <w:rPr>
-          <w:i w:val="1"/>
-          <w:color w:val="000000"/>
-          <w:sz w:val="18"/>
-          <w:szCs w:val="18"/>
+      <w:r>
+        <w:rPr>
           <w:rtl w:val="0"/>
         </w:rPr>
         <w:t xml:space="preserve">Poznámka: Extrakt uvádí vybrané kapitoly popisovaného dokumentu a přejímá původní číslování kapitol.</w:t>
-      </w:r>
-      <w:r>
-        <w:rPr>
-          <w:rtl w:val="0"/>
-        </w:rPr>
       </w:r>
     </w:p>
     <w:p>
@@ -563,7 +539,48 @@
         <w:rPr>
           <w:rtl w:val="0"/>
         </w:rPr>
-        <w:t xml:space="preserve">Souvisící normy</w:t>
+        <w:t xml:space="preserve">1 Předmět normy</w:t>
+      </w:r>
+    </w:p>
+    <w:p>
+      <w:pPr>
+        <w:ind w:left="0" w:hanging="2"/>
+        <w:rPr/>
+      </w:pPr>
+      <w:r>
+        <w:rPr>
+          <w:rtl w:val="0"/>
+        </w:rPr>
+        <w:t xml:space="preserve">Tato technická specifikace je zaměřená na informování řidičů o úsecích pozemní komunikace, kde je zapotřebí jejich zvýšené pozornosti. Tyto úseky mohou být místa se zvýšenou nehodovostí, ale také místa s přítomností </w:t>
+      </w:r>
+      <w:r>
+        <w:rPr>
+          <w:rFonts w:ascii="Roboto" w:cs="Roboto" w:eastAsia="Roboto" w:hAnsi="Roboto"/>
+          <w:sz w:val="21"/>
+          <w:szCs w:val="21"/>
+          <w:highlight w:val="white"/>
+          <w:rtl w:val="0"/>
+        </w:rPr>
+        <w:t xml:space="preserve">dohledových systémů</w:t>
+      </w:r>
+      <w:r>
+        <w:rPr>
+          <w:rtl w:val="0"/>
+        </w:rPr>
+        <w:t xml:space="preserve">. Při uplatňování / používání této normy je nutné dbát zvýšenou pozornost na národní legislativu tak, aby nedocházelo k jejímu porušení. </w:t>
+      </w:r>
+    </w:p>
+    <w:p>
+      <w:pPr>
+        <w:pStyle w:val="Heading1"/>
+        <w:ind w:left="0" w:hanging="2"/>
+        <w:rPr/>
+      </w:pPr>
+      <w:r>
+        <w:rPr>
+          <w:rtl w:val="0"/>
+        </w:rPr>
+        <w:t xml:space="preserve">2 Souvisící normy</w:t>
       </w:r>
     </w:p>
     <w:p>
@@ -578,47 +595,6 @@
           <w:rtl w:val="0"/>
         </w:rPr>
         <w:t xml:space="preserve">Popisovaný dokument uvádí 5 normativních odkazů na normu TPEG2 ISO 21219 části 1 (INV), 3, 4, 5 (SFW) a 9 (SNI). Jedná se o obecné normy definující základní strukturu zprávy, číslování a sestavení XML a binární serializace. </w:t>
-      </w:r>
-    </w:p>
-    <w:p>
-      <w:pPr>
-        <w:pStyle w:val="Heading1"/>
-        <w:ind w:left="0" w:hanging="2"/>
-        <w:rPr/>
-      </w:pPr>
-      <w:r>
-        <w:rPr>
-          <w:rtl w:val="0"/>
-        </w:rPr>
-        <w:t xml:space="preserve">1 Předmět</w:t>
-      </w:r>
-    </w:p>
-    <w:p>
-      <w:pPr>
-        <w:ind w:left="0" w:hanging="2"/>
-        <w:rPr/>
-      </w:pPr>
-      <w:r>
-        <w:rPr>
-          <w:rtl w:val="0"/>
-        </w:rPr>
-        <w:t xml:space="preserve">Tato technická specifikace je zaměřená na informování řidičů o úsecích pozemní komunikace, kde je zapotřebí jejich zvýšené pozornosti. Tyto úseky mohou být místa se zvýšenou nehodovostí, ale také místa s přítomností </w:t>
-      </w:r>
-      <w:r>
-        <w:rPr>
-          <w:rFonts w:ascii="Roboto" w:cs="Roboto" w:eastAsia="Roboto" w:hAnsi="Roboto"/>
-          <w:sz w:val="21"/>
-          <w:szCs w:val="21"/>
-          <w:highlight w:val="white"/>
-          <w:rtl w:val="0"/>
-        </w:rPr>
-        <w:t xml:space="preserve">dohledových systémů</w:t>
-      </w:r>
-      <w:r>
-        <w:rPr>
-          <w:rtl w:val="0"/>
-        </w:rPr>
-        <w:t xml:space="preserve">. Při uplatňování / používání této normy je nutné dbát zvýšenou pozornost na národní legislativu tak, aby nedocházelo k jejímu porušení. </w:t>
       </w:r>
     </w:p>
     <w:p>
@@ -724,6 +700,18 @@
     </w:p>
     <w:p>
       <w:pPr>
+        <w:ind w:left="0" w:hanging="2"/>
+        <w:rPr/>
+      </w:pPr>
+      <w:r>
+        <w:rPr>
+          <w:rtl w:val="0"/>
+        </w:rPr>
+        <w:t xml:space="preserve">Další termíny a zkratky z oboru ITS jsou obsaženy ve slovníku ITS terminology.</w:t>
+      </w:r>
+    </w:p>
+    <w:p>
+      <w:pPr>
         <w:pStyle w:val="Heading1"/>
         <w:ind w:left="0" w:hanging="2"/>
         <w:rPr/>
@@ -734,7 +722,7 @@
         <w:rPr>
           <w:rtl w:val="0"/>
         </w:rPr>
-        <w:t xml:space="preserve">4 Zkratky</w:t>
+        <w:t xml:space="preserve">4 Symboly a zkratky</w:t>
       </w:r>
     </w:p>
     <w:p>
@@ -901,54 +889,14 @@
     </w:p>
     <w:p>
       <w:pPr>
-        <w:pBdr>
-          <w:top w:space="0" w:sz="0" w:val="nil"/>
-          <w:left w:space="0" w:sz="0" w:val="nil"/>
-          <w:bottom w:space="0" w:sz="0" w:val="nil"/>
-          <w:right w:space="0" w:sz="0" w:val="nil"/>
-          <w:between w:space="0" w:sz="0" w:val="nil"/>
-        </w:pBdr>
         <w:ind w:left="0" w:hanging="2"/>
-        <w:rPr>
-          <w:color w:val="000000"/>
-        </w:rPr>
+        <w:rPr/>
       </w:pPr>
       <w:r>
         <w:rPr>
-          <w:i w:val="1"/>
-          <w:color w:val="000000"/>
-          <w:sz w:val="18"/>
-          <w:szCs w:val="18"/>
-          <w:rtl w:val="0"/>
-        </w:rPr>
-        <w:t xml:space="preserve">Poznámka: Další termíny a zkratky z oboru ITS jsou obsaženy ve slovníku ITS terminology (</w:t>
-      </w:r>
-      <w:hyperlink r:id="rId8">
-        <w:r>
-          <w:rPr>
-            <w:i w:val="1"/>
-            <w:color w:val="000000"/>
-            <w:sz w:val="18"/>
-            <w:szCs w:val="18"/>
-            <w:rtl w:val="0"/>
-          </w:rPr>
-          <w:t xml:space="preserve">www.itsterminology.org</w:t>
-        </w:r>
-      </w:hyperlink>
-      <w:r>
-        <w:rPr>
-          <w:i w:val="1"/>
-          <w:color w:val="000000"/>
-          <w:sz w:val="18"/>
-          <w:szCs w:val="18"/>
-          <w:rtl w:val="0"/>
-        </w:rPr>
-        <w:t xml:space="preserve">).</w:t>
-      </w:r>
-      <w:r>
-        <w:rPr>
-          <w:rtl w:val="0"/>
-        </w:rPr>
+          <w:rtl w:val="0"/>
+        </w:rPr>
+        <w:t xml:space="preserve">Další termíny a zkratky z oboru ITS jsou obsaženy ve slovníku ITS terminology (www.ITSterminology.org).</w:t>
       </w:r>
     </w:p>
     <w:p>

--- a/extrakty/doc/TC278WG4/extract_21219-26_(2022).docx
+++ b/extrakty/doc/TC278WG4/extract_21219-26_(2022).docx
@@ -295,7 +295,7 @@
                 <w:szCs w:val="28"/>
                 <w:rtl w:val="0"/>
               </w:rPr>
-              <w:t xml:space="preserve">01 8259</w:t>
+              <w:t xml:space="preserve"/>
             </w:r>
             <w:r>
               <w:rPr>
@@ -334,58 +334,6 @@
           <w:rtl w:val="0"/>
         </w:rPr>
         <w:t xml:space="preserve">Vydána 2018, 23 stran</w:t>
-      </w:r>
-      <w:r>
-        <w:rPr>
-          <w:sz w:val="28"/>
-          <w:szCs w:val="28"/>
-          <w:rtl w:val="0"/>
-        </w:rPr>
-        <w:t xml:space="preserve"/>
-      </w:r>
-      <w:r>
-        <w:rPr>
-          <w:color w:val="000000"/>
-          <w:sz w:val="28"/>
-          <w:szCs w:val="28"/>
-          <w:rtl w:val="0"/>
-        </w:rPr>
-        <w:t xml:space="preserve"/>
-      </w:r>
-      <w:r>
-        <w:rPr>
-          <w:rtl w:val="0"/>
-        </w:rPr>
-      </w:r>
-    </w:p>
-    <w:p>
-      <w:pPr>
-        <w:keepNext w:val="1"/>
-        <w:keepLines w:val="1"/>
-        <w:pBdr>
-          <w:top w:space="0" w:sz="0" w:val="nil"/>
-          <w:left w:space="0" w:sz="0" w:val="nil"/>
-          <w:bottom w:space="0" w:sz="0" w:val="nil"/>
-          <w:right w:space="0" w:sz="0" w:val="nil"/>
-          <w:between w:space="0" w:sz="0" w:val="nil"/>
-        </w:pBdr>
-        <w:spacing w:after="360" w:before="240" w:lineRule="auto"/>
-        <w:ind w:left="1" w:hanging="3"/>
-        <w:jc w:val="right"/>
-        <w:rPr>
-          <w:color w:val="000000"/>
-        </w:rPr>
-      </w:pPr>
-      <w:bookmarkStart w:colFirst="0" w:colLast="0" w:name="_heading=h.1fob9te" w:id="3"/>
-      <w:bookmarkEnd w:id="3"/>
-      <w:r>
-        <w:rPr>
-          <w:color w:val="000000"/>
-          <w:sz w:val="28"/>
-          <w:szCs w:val="28"/>
-          <w:rtl w:val="0"/>
-        </w:rPr>
-        <w:t xml:space="preserve">Zavedena v ČSN jako ČSN P ISO/TS 21219-26 (vydána 2019-06)</w:t>
       </w:r>
       <w:r>
         <w:rPr>
